--- a/Documents/Quelques promenades dans le 'nouveau testament'/Le 'Notre Pere' et sa traduction/Formules liturgiques/Le N.P. liturgique en diverses langues.docx
+++ b/Documents/Quelques promenades dans le 'nouveau testament'/Le 'Notre Pere' et sa traduction/Formules liturgiques/Le N.P. liturgique en diverses langues.docx
@@ -1,6 +1,6 @@
 
 <file path=word/document.xml><?xml version="1.0" encoding="utf-8"?>
-<w:document xmlns:wpc="http://schemas.microsoft.com/office/word/2010/wordprocessingCanvas" xmlns:cx="http://schemas.microsoft.com/office/drawing/2014/chartex" xmlns:cx1="http://schemas.microsoft.com/office/drawing/2015/9/8/chartex" xmlns:mc="http://schemas.openxmlformats.org/markup-compatibility/2006" xmlns:o="urn:schemas-microsoft-com:office:office" xmlns:r="http://schemas.openxmlformats.org/officeDocument/2006/relationships" xmlns:m="http://schemas.openxmlformats.org/officeDocument/2006/math" xmlns:v="urn:schemas-microsoft-com:vml" xmlns:wp14="http://schemas.microsoft.com/office/word/2010/wordprocessingDrawing" xmlns:wp="http://schemas.openxmlformats.org/drawingml/2006/wordprocessingDrawing" xmlns:w10="urn:schemas-microsoft-com:office:word" xmlns:w="http://schemas.openxmlformats.org/wordprocessingml/2006/main" xmlns:w14="http://schemas.microsoft.com/office/word/2010/wordml" xmlns:w15="http://schemas.microsoft.com/office/word/2012/wordml" xmlns:w16se="http://schemas.microsoft.com/office/word/2015/wordml/symex" xmlns:wpg="http://schemas.microsoft.com/office/word/2010/wordprocessingGroup" xmlns:wpi="http://schemas.microsoft.com/office/word/2010/wordprocessingInk" xmlns:wne="http://schemas.microsoft.com/office/word/2006/wordml" xmlns:wps="http://schemas.microsoft.com/office/word/2010/wordprocessingShape" mc:Ignorable="w14 w15 w16se wp14">
+<w:document xmlns:ve="http://schemas.openxmlformats.org/markup-compatibility/2006" xmlns:o="urn:schemas-microsoft-com:office:office" xmlns:r="http://schemas.openxmlformats.org/officeDocument/2006/relationships" xmlns:m="http://schemas.openxmlformats.org/officeDocument/2006/math" xmlns:v="urn:schemas-microsoft-com:vml" xmlns:wp="http://schemas.openxmlformats.org/drawingml/2006/wordprocessingDrawing" xmlns:w10="urn:schemas-microsoft-com:office:word" xmlns:w="http://schemas.openxmlformats.org/wordprocessingml/2006/main" xmlns:wne="http://schemas.microsoft.com/office/word/2006/wordml">
   <w:body>
     <w:p>
       <w:pPr>
@@ -12,8 +12,6 @@
           <w:szCs w:val="16"/>
         </w:rPr>
       </w:pPr>
-      <w:bookmarkStart w:id="0" w:name="_GoBack"/>
-      <w:bookmarkEnd w:id="0"/>
     </w:p>
     <w:p>
       <w:pPr>
@@ -61,7 +59,7 @@
       <w:tblPr>
         <w:tblStyle w:val="Grilledutableau"/>
         <w:tblW w:w="0" w:type="auto"/>
-        <w:tblLook w:val="04A0" w:firstRow="1" w:lastRow="0" w:firstColumn="1" w:lastColumn="0" w:noHBand="0" w:noVBand="1"/>
+        <w:tblLook w:val="04A0"/>
       </w:tblPr>
       <w:tblGrid>
         <w:gridCol w:w="5172"/>
@@ -2513,7 +2511,7 @@
       <w:tblPr>
         <w:tblStyle w:val="Grilledutableau"/>
         <w:tblW w:w="0" w:type="auto"/>
-        <w:tblLook w:val="04A0" w:firstRow="1" w:lastRow="0" w:firstColumn="1" w:lastColumn="0" w:noHBand="0" w:noVBand="1"/>
+        <w:tblLook w:val="04A0"/>
       </w:tblPr>
       <w:tblGrid>
         <w:gridCol w:w="5226"/>
@@ -3446,7 +3444,7 @@
             <w:r>
               <w:rPr>
                 <w:noProof/>
-                <w:lang w:eastAsia="fr-FR"/>
+                <w:lang w:eastAsia="fr-FR" w:bidi="he-IL"/>
               </w:rPr>
               <w:drawing>
                 <wp:inline distT="0" distB="0" distL="0" distR="0">
@@ -3833,7 +3831,7 @@
 </file>
 
 <file path=word/endnotes.xml><?xml version="1.0" encoding="utf-8"?>
-<w:endnotes xmlns:wpc="http://schemas.microsoft.com/office/word/2010/wordprocessingCanvas" xmlns:cx="http://schemas.microsoft.com/office/drawing/2014/chartex" xmlns:cx1="http://schemas.microsoft.com/office/drawing/2015/9/8/chartex" xmlns:mc="http://schemas.openxmlformats.org/markup-compatibility/2006" xmlns:o="urn:schemas-microsoft-com:office:office" xmlns:r="http://schemas.openxmlformats.org/officeDocument/2006/relationships" xmlns:m="http://schemas.openxmlformats.org/officeDocument/2006/math" xmlns:v="urn:schemas-microsoft-com:vml" xmlns:wp14="http://schemas.microsoft.com/office/word/2010/wordprocessingDrawing" xmlns:wp="http://schemas.openxmlformats.org/drawingml/2006/wordprocessingDrawing" xmlns:w10="urn:schemas-microsoft-com:office:word" xmlns:w="http://schemas.openxmlformats.org/wordprocessingml/2006/main" xmlns:w14="http://schemas.microsoft.com/office/word/2010/wordml" xmlns:w15="http://schemas.microsoft.com/office/word/2012/wordml" xmlns:w16se="http://schemas.microsoft.com/office/word/2015/wordml/symex" xmlns:wpg="http://schemas.microsoft.com/office/word/2010/wordprocessingGroup" xmlns:wpi="http://schemas.microsoft.com/office/word/2010/wordprocessingInk" xmlns:wne="http://schemas.microsoft.com/office/word/2006/wordml" xmlns:wps="http://schemas.microsoft.com/office/word/2010/wordprocessingShape" mc:Ignorable="w14 w15 w16se wp14">
+<w:endnotes xmlns:ve="http://schemas.openxmlformats.org/markup-compatibility/2006" xmlns:o="urn:schemas-microsoft-com:office:office" xmlns:r="http://schemas.openxmlformats.org/officeDocument/2006/relationships" xmlns:m="http://schemas.openxmlformats.org/officeDocument/2006/math" xmlns:v="urn:schemas-microsoft-com:vml" xmlns:wp="http://schemas.openxmlformats.org/drawingml/2006/wordprocessingDrawing" xmlns:w10="urn:schemas-microsoft-com:office:word" xmlns:w="http://schemas.openxmlformats.org/wordprocessingml/2006/main" xmlns:wne="http://schemas.microsoft.com/office/word/2006/wordml">
   <w:endnote w:type="separator" w:id="-1">
     <w:p>
       <w:r>
@@ -3852,7 +3850,7 @@
 </file>
 
 <file path=word/footnotes.xml><?xml version="1.0" encoding="utf-8"?>
-<w:footnotes xmlns:wpc="http://schemas.microsoft.com/office/word/2010/wordprocessingCanvas" xmlns:cx="http://schemas.microsoft.com/office/drawing/2014/chartex" xmlns:cx1="http://schemas.microsoft.com/office/drawing/2015/9/8/chartex" xmlns:mc="http://schemas.openxmlformats.org/markup-compatibility/2006" xmlns:o="urn:schemas-microsoft-com:office:office" xmlns:r="http://schemas.openxmlformats.org/officeDocument/2006/relationships" xmlns:m="http://schemas.openxmlformats.org/officeDocument/2006/math" xmlns:v="urn:schemas-microsoft-com:vml" xmlns:wp14="http://schemas.microsoft.com/office/word/2010/wordprocessingDrawing" xmlns:wp="http://schemas.openxmlformats.org/drawingml/2006/wordprocessingDrawing" xmlns:w10="urn:schemas-microsoft-com:office:word" xmlns:w="http://schemas.openxmlformats.org/wordprocessingml/2006/main" xmlns:w14="http://schemas.microsoft.com/office/word/2010/wordml" xmlns:w15="http://schemas.microsoft.com/office/word/2012/wordml" xmlns:w16se="http://schemas.microsoft.com/office/word/2015/wordml/symex" xmlns:wpg="http://schemas.microsoft.com/office/word/2010/wordprocessingGroup" xmlns:wpi="http://schemas.microsoft.com/office/word/2010/wordprocessingInk" xmlns:wne="http://schemas.microsoft.com/office/word/2006/wordml" xmlns:wps="http://schemas.microsoft.com/office/word/2010/wordprocessingShape" mc:Ignorable="w14 w15 w16se wp14">
+<w:footnotes xmlns:ve="http://schemas.openxmlformats.org/markup-compatibility/2006" xmlns:o="urn:schemas-microsoft-com:office:office" xmlns:r="http://schemas.openxmlformats.org/officeDocument/2006/relationships" xmlns:m="http://schemas.openxmlformats.org/officeDocument/2006/math" xmlns:v="urn:schemas-microsoft-com:vml" xmlns:wp="http://schemas.openxmlformats.org/drawingml/2006/wordprocessingDrawing" xmlns:w10="urn:schemas-microsoft-com:office:word" xmlns:w="http://schemas.openxmlformats.org/wordprocessingml/2006/main" xmlns:wne="http://schemas.microsoft.com/office/word/2006/wordml">
   <w:footnote w:type="separator" w:id="-1">
     <w:p>
       <w:r>
@@ -3871,7 +3869,7 @@
 </file>
 
 <file path=word/header1.xml><?xml version="1.0" encoding="utf-8"?>
-<w:hdr xmlns:wpc="http://schemas.microsoft.com/office/word/2010/wordprocessingCanvas" xmlns:cx="http://schemas.microsoft.com/office/drawing/2014/chartex" xmlns:cx1="http://schemas.microsoft.com/office/drawing/2015/9/8/chartex" xmlns:mc="http://schemas.openxmlformats.org/markup-compatibility/2006" xmlns:o="urn:schemas-microsoft-com:office:office" xmlns:r="http://schemas.openxmlformats.org/officeDocument/2006/relationships" xmlns:m="http://schemas.openxmlformats.org/officeDocument/2006/math" xmlns:v="urn:schemas-microsoft-com:vml" xmlns:wp14="http://schemas.microsoft.com/office/word/2010/wordprocessingDrawing" xmlns:wp="http://schemas.openxmlformats.org/drawingml/2006/wordprocessingDrawing" xmlns:w10="urn:schemas-microsoft-com:office:word" xmlns:w="http://schemas.openxmlformats.org/wordprocessingml/2006/main" xmlns:w14="http://schemas.microsoft.com/office/word/2010/wordml" xmlns:w15="http://schemas.microsoft.com/office/word/2012/wordml" xmlns:w16se="http://schemas.microsoft.com/office/word/2015/wordml/symex" xmlns:wpg="http://schemas.microsoft.com/office/word/2010/wordprocessingGroup" xmlns:wpi="http://schemas.microsoft.com/office/word/2010/wordprocessingInk" xmlns:wne="http://schemas.microsoft.com/office/word/2006/wordml" xmlns:wps="http://schemas.microsoft.com/office/word/2010/wordprocessingShape" mc:Ignorable="w14 w15 w16se wp14">
+<w:hdr xmlns:ve="http://schemas.openxmlformats.org/markup-compatibility/2006" xmlns:o="urn:schemas-microsoft-com:office:office" xmlns:r="http://schemas.openxmlformats.org/officeDocument/2006/relationships" xmlns:m="http://schemas.openxmlformats.org/officeDocument/2006/math" xmlns:v="urn:schemas-microsoft-com:vml" xmlns:wp="http://schemas.openxmlformats.org/drawingml/2006/wordprocessingDrawing" xmlns:w10="urn:schemas-microsoft-com:office:word" xmlns:w="http://schemas.openxmlformats.org/wordprocessingml/2006/main" xmlns:wne="http://schemas.microsoft.com/office/word/2006/wordml">
   <w:p>
     <w:pPr>
       <w:pStyle w:val="En-tte"/>
@@ -3927,7 +3925,6 @@
           <w:docPartUnique/>
         </w:docPartObj>
       </w:sdtPr>
-      <w:sdtEndPr/>
       <w:sdtContent>
         <w:r>
           <w:rPr>
@@ -4052,7 +4049,7 @@
 </file>
 
 <file path=word/styles.xml><?xml version="1.0" encoding="utf-8"?>
-<w:styles xmlns:mc="http://schemas.openxmlformats.org/markup-compatibility/2006" xmlns:r="http://schemas.openxmlformats.org/officeDocument/2006/relationships" xmlns:w="http://schemas.openxmlformats.org/wordprocessingml/2006/main" xmlns:w14="http://schemas.microsoft.com/office/word/2010/wordml" xmlns:w15="http://schemas.microsoft.com/office/word/2012/wordml" xmlns:w16se="http://schemas.microsoft.com/office/word/2015/wordml/symex" mc:Ignorable="w14 w15 w16se">
+<w:styles xmlns:r="http://schemas.openxmlformats.org/officeDocument/2006/relationships" xmlns:w="http://schemas.openxmlformats.org/wordprocessingml/2006/main">
   <w:docDefaults>
     <w:rPrDefault>
       <w:rPr>
@@ -4062,378 +4059,144 @@
     </w:rPrDefault>
     <w:pPrDefault/>
   </w:docDefaults>
-  <w:latentStyles w:defLockedState="0" w:defUIPriority="99" w:defSemiHidden="0" w:defUnhideWhenUsed="0" w:defQFormat="0" w:count="371">
-    <w:lsdException w:name="Normal" w:uiPriority="0" w:qFormat="1"/>
-    <w:lsdException w:name="heading 1" w:uiPriority="9" w:qFormat="1"/>
-    <w:lsdException w:name="heading 2" w:semiHidden="1" w:uiPriority="9" w:unhideWhenUsed="1" w:qFormat="1"/>
-    <w:lsdException w:name="heading 3" w:semiHidden="1" w:uiPriority="9" w:unhideWhenUsed="1" w:qFormat="1"/>
-    <w:lsdException w:name="heading 4" w:semiHidden="1" w:uiPriority="9" w:unhideWhenUsed="1" w:qFormat="1"/>
-    <w:lsdException w:name="heading 5" w:semiHidden="1" w:uiPriority="9" w:unhideWhenUsed="1" w:qFormat="1"/>
-    <w:lsdException w:name="heading 6" w:semiHidden="1" w:uiPriority="9" w:unhideWhenUsed="1" w:qFormat="1"/>
-    <w:lsdException w:name="heading 7" w:semiHidden="1" w:uiPriority="9" w:unhideWhenUsed="1" w:qFormat="1"/>
-    <w:lsdException w:name="heading 8" w:semiHidden="1" w:uiPriority="9" w:unhideWhenUsed="1" w:qFormat="1"/>
-    <w:lsdException w:name="heading 9" w:semiHidden="1" w:uiPriority="9" w:unhideWhenUsed="1" w:qFormat="1"/>
-    <w:lsdException w:name="index 1" w:semiHidden="1" w:unhideWhenUsed="1"/>
-    <w:lsdException w:name="index 2" w:semiHidden="1" w:unhideWhenUsed="1"/>
-    <w:lsdException w:name="index 3" w:semiHidden="1" w:unhideWhenUsed="1"/>
-    <w:lsdException w:name="index 4" w:semiHidden="1" w:unhideWhenUsed="1"/>
-    <w:lsdException w:name="index 5" w:semiHidden="1" w:unhideWhenUsed="1"/>
-    <w:lsdException w:name="index 6" w:semiHidden="1" w:unhideWhenUsed="1"/>
-    <w:lsdException w:name="index 7" w:semiHidden="1" w:unhideWhenUsed="1"/>
-    <w:lsdException w:name="index 8" w:semiHidden="1" w:unhideWhenUsed="1"/>
-    <w:lsdException w:name="index 9" w:semiHidden="1" w:unhideWhenUsed="1"/>
-    <w:lsdException w:name="toc 1" w:semiHidden="1" w:uiPriority="39" w:unhideWhenUsed="1"/>
-    <w:lsdException w:name="toc 2" w:semiHidden="1" w:uiPriority="39" w:unhideWhenUsed="1"/>
-    <w:lsdException w:name="toc 3" w:semiHidden="1" w:uiPriority="39" w:unhideWhenUsed="1"/>
-    <w:lsdException w:name="toc 4" w:semiHidden="1" w:uiPriority="39" w:unhideWhenUsed="1"/>
-    <w:lsdException w:name="toc 5" w:semiHidden="1" w:uiPriority="39" w:unhideWhenUsed="1"/>
-    <w:lsdException w:name="toc 6" w:semiHidden="1" w:uiPriority="39" w:unhideWhenUsed="1"/>
-    <w:lsdException w:name="toc 7" w:semiHidden="1" w:uiPriority="39" w:unhideWhenUsed="1"/>
-    <w:lsdException w:name="toc 8" w:semiHidden="1" w:uiPriority="39" w:unhideWhenUsed="1"/>
-    <w:lsdException w:name="toc 9" w:semiHidden="1" w:uiPriority="39" w:unhideWhenUsed="1"/>
-    <w:lsdException w:name="Normal Indent" w:semiHidden="1" w:unhideWhenUsed="1"/>
-    <w:lsdException w:name="footnote text" w:semiHidden="1" w:unhideWhenUsed="1"/>
-    <w:lsdException w:name="annotation text" w:semiHidden="1" w:unhideWhenUsed="1"/>
-    <w:lsdException w:name="header" w:semiHidden="1" w:unhideWhenUsed="1"/>
-    <w:lsdException w:name="footer" w:semiHidden="1" w:unhideWhenUsed="1"/>
-    <w:lsdException w:name="index heading" w:semiHidden="1" w:unhideWhenUsed="1"/>
-    <w:lsdException w:name="caption" w:semiHidden="1" w:uiPriority="35" w:unhideWhenUsed="1" w:qFormat="1"/>
-    <w:lsdException w:name="table of figures" w:semiHidden="1" w:unhideWhenUsed="1"/>
-    <w:lsdException w:name="envelope address" w:semiHidden="1" w:unhideWhenUsed="1"/>
-    <w:lsdException w:name="envelope return" w:semiHidden="1" w:unhideWhenUsed="1"/>
-    <w:lsdException w:name="footnote reference" w:semiHidden="1" w:unhideWhenUsed="1"/>
-    <w:lsdException w:name="annotation reference" w:semiHidden="1" w:unhideWhenUsed="1"/>
-    <w:lsdException w:name="line number" w:semiHidden="1" w:unhideWhenUsed="1"/>
-    <w:lsdException w:name="page number" w:semiHidden="1" w:unhideWhenUsed="1"/>
-    <w:lsdException w:name="endnote reference" w:semiHidden="1" w:unhideWhenUsed="1"/>
-    <w:lsdException w:name="endnote text" w:semiHidden="1" w:unhideWhenUsed="1"/>
-    <w:lsdException w:name="table of authorities" w:semiHidden="1" w:unhideWhenUsed="1"/>
-    <w:lsdException w:name="macro" w:semiHidden="1" w:unhideWhenUsed="1"/>
-    <w:lsdException w:name="toa heading" w:semiHidden="1" w:unhideWhenUsed="1"/>
-    <w:lsdException w:name="List" w:semiHidden="1" w:unhideWhenUsed="1"/>
-    <w:lsdException w:name="List Bullet" w:semiHidden="1" w:unhideWhenUsed="1"/>
-    <w:lsdException w:name="List Number" w:semiHidden="1" w:unhideWhenUsed="1"/>
-    <w:lsdException w:name="List 2" w:semiHidden="1" w:unhideWhenUsed="1"/>
-    <w:lsdException w:name="List 3" w:semiHidden="1" w:unhideWhenUsed="1"/>
-    <w:lsdException w:name="List 4" w:semiHidden="1" w:unhideWhenUsed="1"/>
-    <w:lsdException w:name="List 5" w:semiHidden="1" w:unhideWhenUsed="1"/>
-    <w:lsdException w:name="List Bullet 2" w:semiHidden="1" w:unhideWhenUsed="1"/>
-    <w:lsdException w:name="List Bullet 3" w:semiHidden="1" w:unhideWhenUsed="1"/>
-    <w:lsdException w:name="List Bullet 4" w:semiHidden="1" w:unhideWhenUsed="1"/>
-    <w:lsdException w:name="List Bullet 5" w:semiHidden="1" w:unhideWhenUsed="1"/>
-    <w:lsdException w:name="List Number 2" w:semiHidden="1" w:unhideWhenUsed="1"/>
-    <w:lsdException w:name="List Number 3" w:semiHidden="1" w:unhideWhenUsed="1"/>
-    <w:lsdException w:name="List Number 4" w:semiHidden="1" w:unhideWhenUsed="1"/>
-    <w:lsdException w:name="List Number 5" w:semiHidden="1" w:unhideWhenUsed="1"/>
-    <w:lsdException w:name="Title" w:uiPriority="10" w:qFormat="1"/>
-    <w:lsdException w:name="Closing" w:semiHidden="1" w:unhideWhenUsed="1"/>
-    <w:lsdException w:name="Signature" w:semiHidden="1" w:unhideWhenUsed="1"/>
-    <w:lsdException w:name="Default Paragraph Font" w:semiHidden="1" w:uiPriority="1" w:unhideWhenUsed="1"/>
-    <w:lsdException w:name="Body Text" w:semiHidden="1" w:unhideWhenUsed="1"/>
-    <w:lsdException w:name="Body Text Indent" w:semiHidden="1" w:unhideWhenUsed="1"/>
-    <w:lsdException w:name="List Continue" w:semiHidden="1" w:unhideWhenUsed="1"/>
-    <w:lsdException w:name="List Continue 2" w:semiHidden="1" w:unhideWhenUsed="1"/>
-    <w:lsdException w:name="List Continue 3" w:semiHidden="1" w:unhideWhenUsed="1"/>
-    <w:lsdException w:name="List Continue 4" w:semiHidden="1" w:unhideWhenUsed="1"/>
-    <w:lsdException w:name="List Continue 5" w:semiHidden="1" w:unhideWhenUsed="1"/>
-    <w:lsdException w:name="Message Header" w:semiHidden="1" w:unhideWhenUsed="1"/>
-    <w:lsdException w:name="Subtitle" w:uiPriority="11" w:qFormat="1"/>
-    <w:lsdException w:name="Salutation" w:semiHidden="1" w:unhideWhenUsed="1"/>
-    <w:lsdException w:name="Date" w:semiHidden="1" w:unhideWhenUsed="1"/>
-    <w:lsdException w:name="Body Text First Indent" w:semiHidden="1" w:unhideWhenUsed="1"/>
-    <w:lsdException w:name="Body Text First Indent 2" w:semiHidden="1" w:unhideWhenUsed="1"/>
-    <w:lsdException w:name="Note Heading" w:semiHidden="1" w:unhideWhenUsed="1"/>
-    <w:lsdException w:name="Body Text 2" w:semiHidden="1" w:unhideWhenUsed="1"/>
-    <w:lsdException w:name="Body Text 3" w:semiHidden="1" w:unhideWhenUsed="1"/>
-    <w:lsdException w:name="Body Text Indent 2" w:semiHidden="1" w:unhideWhenUsed="1"/>
-    <w:lsdException w:name="Body Text Indent 3" w:semiHidden="1" w:unhideWhenUsed="1"/>
-    <w:lsdException w:name="Block Text" w:semiHidden="1" w:unhideWhenUsed="1"/>
-    <w:lsdException w:name="Hyperlink" w:semiHidden="1" w:unhideWhenUsed="1"/>
-    <w:lsdException w:name="FollowedHyperlink" w:semiHidden="1" w:unhideWhenUsed="1"/>
-    <w:lsdException w:name="Strong" w:uiPriority="22" w:qFormat="1"/>
-    <w:lsdException w:name="Emphasis" w:uiPriority="20" w:qFormat="1"/>
-    <w:lsdException w:name="Document Map" w:semiHidden="1" w:unhideWhenUsed="1"/>
-    <w:lsdException w:name="Plain Text" w:semiHidden="1" w:unhideWhenUsed="1"/>
-    <w:lsdException w:name="E-mail Signature" w:semiHidden="1" w:unhideWhenUsed="1"/>
-    <w:lsdException w:name="HTML Top of Form" w:semiHidden="1" w:unhideWhenUsed="1"/>
-    <w:lsdException w:name="HTML Bottom of Form" w:semiHidden="1" w:unhideWhenUsed="1"/>
-    <w:lsdException w:name="Normal (Web)" w:semiHidden="1" w:unhideWhenUsed="1"/>
-    <w:lsdException w:name="HTML Acronym" w:semiHidden="1" w:unhideWhenUsed="1"/>
-    <w:lsdException w:name="HTML Address" w:semiHidden="1" w:unhideWhenUsed="1"/>
-    <w:lsdException w:name="HTML Cite" w:semiHidden="1" w:unhideWhenUsed="1"/>
-    <w:lsdException w:name="HTML Code" w:semiHidden="1" w:unhideWhenUsed="1"/>
-    <w:lsdException w:name="HTML Definition" w:semiHidden="1" w:unhideWhenUsed="1"/>
-    <w:lsdException w:name="HTML Keyboard" w:semiHidden="1" w:unhideWhenUsed="1"/>
-    <w:lsdException w:name="HTML Preformatted" w:semiHidden="1" w:unhideWhenUsed="1"/>
-    <w:lsdException w:name="HTML Sample" w:semiHidden="1" w:unhideWhenUsed="1"/>
-    <w:lsdException w:name="HTML Typewriter" w:semiHidden="1" w:unhideWhenUsed="1"/>
-    <w:lsdException w:name="HTML Variable" w:semiHidden="1" w:unhideWhenUsed="1"/>
-    <w:lsdException w:name="Normal Table" w:semiHidden="1" w:unhideWhenUsed="1"/>
-    <w:lsdException w:name="annotation subject" w:semiHidden="1" w:unhideWhenUsed="1"/>
-    <w:lsdException w:name="No List" w:semiHidden="1" w:unhideWhenUsed="1"/>
-    <w:lsdException w:name="Outline List 1" w:semiHidden="1" w:unhideWhenUsed="1"/>
-    <w:lsdException w:name="Outline List 2" w:semiHidden="1" w:unhideWhenUsed="1"/>
-    <w:lsdException w:name="Outline List 3" w:semiHidden="1" w:unhideWhenUsed="1"/>
-    <w:lsdException w:name="Table Simple 1" w:semiHidden="1" w:unhideWhenUsed="1"/>
-    <w:lsdException w:name="Table Simple 2" w:semiHidden="1" w:unhideWhenUsed="1"/>
-    <w:lsdException w:name="Table Simple 3" w:semiHidden="1" w:unhideWhenUsed="1"/>
-    <w:lsdException w:name="Table Classic 1" w:semiHidden="1" w:unhideWhenUsed="1"/>
-    <w:lsdException w:name="Table Classic 2" w:semiHidden="1" w:unhideWhenUsed="1"/>
-    <w:lsdException w:name="Table Classic 3" w:semiHidden="1" w:unhideWhenUsed="1"/>
-    <w:lsdException w:name="Table Classic 4" w:semiHidden="1" w:unhideWhenUsed="1"/>
-    <w:lsdException w:name="Table Colorful 1" w:semiHidden="1" w:unhideWhenUsed="1"/>
-    <w:lsdException w:name="Table Colorful 2" w:semiHidden="1" w:unhideWhenUsed="1"/>
-    <w:lsdException w:name="Table Colorful 3" w:semiHidden="1" w:unhideWhenUsed="1"/>
-    <w:lsdException w:name="Table Columns 1" w:semiHidden="1" w:unhideWhenUsed="1"/>
-    <w:lsdException w:name="Table Columns 2" w:semiHidden="1" w:unhideWhenUsed="1"/>
-    <w:lsdException w:name="Table Columns 3" w:semiHidden="1" w:unhideWhenUsed="1"/>
-    <w:lsdException w:name="Table Columns 4" w:semiHidden="1" w:unhideWhenUsed="1"/>
-    <w:lsdException w:name="Table Columns 5" w:semiHidden="1" w:unhideWhenUsed="1"/>
-    <w:lsdException w:name="Table Grid 1" w:semiHidden="1" w:unhideWhenUsed="1"/>
-    <w:lsdException w:name="Table Grid 2" w:semiHidden="1" w:unhideWhenUsed="1"/>
-    <w:lsdException w:name="Table Grid 3" w:semiHidden="1" w:unhideWhenUsed="1"/>
-    <w:lsdException w:name="Table Grid 4" w:semiHidden="1" w:unhideWhenUsed="1"/>
-    <w:lsdException w:name="Table Grid 5" w:semiHidden="1" w:unhideWhenUsed="1"/>
-    <w:lsdException w:name="Table Grid 6" w:semiHidden="1" w:unhideWhenUsed="1"/>
-    <w:lsdException w:name="Table Grid 7" w:semiHidden="1" w:unhideWhenUsed="1"/>
-    <w:lsdException w:name="Table Grid 8" w:semiHidden="1" w:unhideWhenUsed="1"/>
-    <w:lsdException w:name="Table List 1" w:semiHidden="1" w:unhideWhenUsed="1"/>
-    <w:lsdException w:name="Table List 2" w:semiHidden="1" w:unhideWhenUsed="1"/>
-    <w:lsdException w:name="Table List 3" w:semiHidden="1" w:unhideWhenUsed="1"/>
-    <w:lsdException w:name="Table List 4" w:semiHidden="1" w:unhideWhenUsed="1"/>
-    <w:lsdException w:name="Table List 5" w:semiHidden="1" w:unhideWhenUsed="1"/>
-    <w:lsdException w:name="Table List 6" w:semiHidden="1" w:unhideWhenUsed="1"/>
-    <w:lsdException w:name="Table List 7" w:semiHidden="1" w:unhideWhenUsed="1"/>
-    <w:lsdException w:name="Table List 8" w:semiHidden="1" w:unhideWhenUsed="1"/>
-    <w:lsdException w:name="Table 3D effects 1" w:semiHidden="1" w:unhideWhenUsed="1"/>
-    <w:lsdException w:name="Table 3D effects 2" w:semiHidden="1" w:unhideWhenUsed="1"/>
-    <w:lsdException w:name="Table 3D effects 3" w:semiHidden="1" w:unhideWhenUsed="1"/>
-    <w:lsdException w:name="Table Contemporary" w:semiHidden="1" w:unhideWhenUsed="1"/>
-    <w:lsdException w:name="Table Elegant" w:semiHidden="1" w:unhideWhenUsed="1"/>
-    <w:lsdException w:name="Table Professional" w:semiHidden="1" w:unhideWhenUsed="1"/>
-    <w:lsdException w:name="Table Subtle 1" w:semiHidden="1" w:unhideWhenUsed="1"/>
-    <w:lsdException w:name="Table Subtle 2" w:semiHidden="1" w:unhideWhenUsed="1"/>
-    <w:lsdException w:name="Table Web 1" w:semiHidden="1" w:unhideWhenUsed="1"/>
-    <w:lsdException w:name="Table Web 2" w:semiHidden="1" w:unhideWhenUsed="1"/>
-    <w:lsdException w:name="Table Web 3" w:semiHidden="1" w:unhideWhenUsed="1"/>
-    <w:lsdException w:name="Balloon Text" w:semiHidden="1" w:unhideWhenUsed="1"/>
-    <w:lsdException w:name="Table Grid" w:uiPriority="59"/>
-    <w:lsdException w:name="Table Theme" w:semiHidden="1" w:unhideWhenUsed="1"/>
-    <w:lsdException w:name="Placeholder Text" w:semiHidden="1"/>
-    <w:lsdException w:name="No Spacing" w:uiPriority="1" w:qFormat="1"/>
-    <w:lsdException w:name="Light Shading" w:uiPriority="60"/>
-    <w:lsdException w:name="Light List" w:uiPriority="61"/>
-    <w:lsdException w:name="Light Grid" w:uiPriority="62"/>
-    <w:lsdException w:name="Medium Shading 1" w:uiPriority="63"/>
-    <w:lsdException w:name="Medium Shading 2" w:uiPriority="64"/>
-    <w:lsdException w:name="Medium List 1" w:uiPriority="65"/>
-    <w:lsdException w:name="Medium List 2" w:uiPriority="66"/>
-    <w:lsdException w:name="Medium Grid 1" w:uiPriority="67"/>
-    <w:lsdException w:name="Medium Grid 2" w:uiPriority="68"/>
-    <w:lsdException w:name="Medium Grid 3" w:uiPriority="69"/>
-    <w:lsdException w:name="Dark List" w:uiPriority="70"/>
-    <w:lsdException w:name="Colorful Shading" w:uiPriority="71"/>
-    <w:lsdException w:name="Colorful List" w:uiPriority="72"/>
-    <w:lsdException w:name="Colorful Grid" w:uiPriority="73"/>
-    <w:lsdException w:name="Light Shading Accent 1" w:uiPriority="60"/>
-    <w:lsdException w:name="Light List Accent 1" w:uiPriority="61"/>
-    <w:lsdException w:name="Light Grid Accent 1" w:uiPriority="62"/>
-    <w:lsdException w:name="Medium Shading 1 Accent 1" w:uiPriority="63"/>
-    <w:lsdException w:name="Medium Shading 2 Accent 1" w:uiPriority="64"/>
-    <w:lsdException w:name="Medium List 1 Accent 1" w:uiPriority="65"/>
-    <w:lsdException w:name="Revision" w:semiHidden="1"/>
-    <w:lsdException w:name="List Paragraph" w:uiPriority="34" w:qFormat="1"/>
-    <w:lsdException w:name="Quote" w:uiPriority="29" w:qFormat="1"/>
-    <w:lsdException w:name="Intense Quote" w:uiPriority="30" w:qFormat="1"/>
-    <w:lsdException w:name="Medium List 2 Accent 1" w:uiPriority="66"/>
-    <w:lsdException w:name="Medium Grid 1 Accent 1" w:uiPriority="67"/>
-    <w:lsdException w:name="Medium Grid 2 Accent 1" w:uiPriority="68"/>
-    <w:lsdException w:name="Medium Grid 3 Accent 1" w:uiPriority="69"/>
-    <w:lsdException w:name="Dark List Accent 1" w:uiPriority="70"/>
-    <w:lsdException w:name="Colorful Shading Accent 1" w:uiPriority="71"/>
-    <w:lsdException w:name="Colorful List Accent 1" w:uiPriority="72"/>
-    <w:lsdException w:name="Colorful Grid Accent 1" w:uiPriority="73"/>
-    <w:lsdException w:name="Light Shading Accent 2" w:uiPriority="60"/>
-    <w:lsdException w:name="Light List Accent 2" w:uiPriority="61"/>
-    <w:lsdException w:name="Light Grid Accent 2" w:uiPriority="62"/>
-    <w:lsdException w:name="Medium Shading 1 Accent 2" w:uiPriority="63"/>
-    <w:lsdException w:name="Medium Shading 2 Accent 2" w:uiPriority="64"/>
-    <w:lsdException w:name="Medium List 1 Accent 2" w:uiPriority="65"/>
-    <w:lsdException w:name="Medium List 2 Accent 2" w:uiPriority="66"/>
-    <w:lsdException w:name="Medium Grid 1 Accent 2" w:uiPriority="67"/>
-    <w:lsdException w:name="Medium Grid 2 Accent 2" w:uiPriority="68"/>
-    <w:lsdException w:name="Medium Grid 3 Accent 2" w:uiPriority="69"/>
-    <w:lsdException w:name="Dark List Accent 2" w:uiPriority="70"/>
-    <w:lsdException w:name="Colorful Shading Accent 2" w:uiPriority="71"/>
-    <w:lsdException w:name="Colorful List Accent 2" w:uiPriority="72"/>
-    <w:lsdException w:name="Colorful Grid Accent 2" w:uiPriority="73"/>
-    <w:lsdException w:name="Light Shading Accent 3" w:uiPriority="60"/>
-    <w:lsdException w:name="Light List Accent 3" w:uiPriority="61"/>
-    <w:lsdException w:name="Light Grid Accent 3" w:uiPriority="62"/>
-    <w:lsdException w:name="Medium Shading 1 Accent 3" w:uiPriority="63"/>
-    <w:lsdException w:name="Medium Shading 2 Accent 3" w:uiPriority="64"/>
-    <w:lsdException w:name="Medium List 1 Accent 3" w:uiPriority="65"/>
-    <w:lsdException w:name="Medium List 2 Accent 3" w:uiPriority="66"/>
-    <w:lsdException w:name="Medium Grid 1 Accent 3" w:uiPriority="67"/>
-    <w:lsdException w:name="Medium Grid 2 Accent 3" w:uiPriority="68"/>
-    <w:lsdException w:name="Medium Grid 3 Accent 3" w:uiPriority="69"/>
-    <w:lsdException w:name="Dark List Accent 3" w:uiPriority="70"/>
-    <w:lsdException w:name="Colorful Shading Accent 3" w:uiPriority="71"/>
-    <w:lsdException w:name="Colorful List Accent 3" w:uiPriority="72"/>
-    <w:lsdException w:name="Colorful Grid Accent 3" w:uiPriority="73"/>
-    <w:lsdException w:name="Light Shading Accent 4" w:uiPriority="60"/>
-    <w:lsdException w:name="Light List Accent 4" w:uiPriority="61"/>
-    <w:lsdException w:name="Light Grid Accent 4" w:uiPriority="62"/>
-    <w:lsdException w:name="Medium Shading 1 Accent 4" w:uiPriority="63"/>
-    <w:lsdException w:name="Medium Shading 2 Accent 4" w:uiPriority="64"/>
-    <w:lsdException w:name="Medium List 1 Accent 4" w:uiPriority="65"/>
-    <w:lsdException w:name="Medium List 2 Accent 4" w:uiPriority="66"/>
-    <w:lsdException w:name="Medium Grid 1 Accent 4" w:uiPriority="67"/>
-    <w:lsdException w:name="Medium Grid 2 Accent 4" w:uiPriority="68"/>
-    <w:lsdException w:name="Medium Grid 3 Accent 4" w:uiPriority="69"/>
-    <w:lsdException w:name="Dark List Accent 4" w:uiPriority="70"/>
-    <w:lsdException w:name="Colorful Shading Accent 4" w:uiPriority="71"/>
-    <w:lsdException w:name="Colorful List Accent 4" w:uiPriority="72"/>
-    <w:lsdException w:name="Colorful Grid Accent 4" w:uiPriority="73"/>
-    <w:lsdException w:name="Light Shading Accent 5" w:uiPriority="60"/>
-    <w:lsdException w:name="Light List Accent 5" w:uiPriority="61"/>
-    <w:lsdException w:name="Light Grid Accent 5" w:uiPriority="62"/>
-    <w:lsdException w:name="Medium Shading 1 Accent 5" w:uiPriority="63"/>
-    <w:lsdException w:name="Medium Shading 2 Accent 5" w:uiPriority="64"/>
-    <w:lsdException w:name="Medium List 1 Accent 5" w:uiPriority="65"/>
-    <w:lsdException w:name="Medium List 2 Accent 5" w:uiPriority="66"/>
-    <w:lsdException w:name="Medium Grid 1 Accent 5" w:uiPriority="67"/>
-    <w:lsdException w:name="Medium Grid 2 Accent 5" w:uiPriority="68"/>
-    <w:lsdException w:name="Medium Grid 3 Accent 5" w:uiPriority="69"/>
-    <w:lsdException w:name="Dark List Accent 5" w:uiPriority="70"/>
-    <w:lsdException w:name="Colorful Shading Accent 5" w:uiPriority="71"/>
-    <w:lsdException w:name="Colorful List Accent 5" w:uiPriority="72"/>
-    <w:lsdException w:name="Colorful Grid Accent 5" w:uiPriority="73"/>
-    <w:lsdException w:name="Light Shading Accent 6" w:uiPriority="60"/>
-    <w:lsdException w:name="Light List Accent 6" w:uiPriority="61"/>
-    <w:lsdException w:name="Light Grid Accent 6" w:uiPriority="62"/>
-    <w:lsdException w:name="Medium Shading 1 Accent 6" w:uiPriority="63"/>
-    <w:lsdException w:name="Medium Shading 2 Accent 6" w:uiPriority="64"/>
-    <w:lsdException w:name="Medium List 1 Accent 6" w:uiPriority="65"/>
-    <w:lsdException w:name="Medium List 2 Accent 6" w:uiPriority="66"/>
-    <w:lsdException w:name="Medium Grid 1 Accent 6" w:uiPriority="67"/>
-    <w:lsdException w:name="Medium Grid 2 Accent 6" w:uiPriority="68"/>
-    <w:lsdException w:name="Medium Grid 3 Accent 6" w:uiPriority="69"/>
-    <w:lsdException w:name="Dark List Accent 6" w:uiPriority="70"/>
-    <w:lsdException w:name="Colorful Shading Accent 6" w:uiPriority="71"/>
-    <w:lsdException w:name="Colorful List Accent 6" w:uiPriority="72"/>
-    <w:lsdException w:name="Colorful Grid Accent 6" w:uiPriority="73"/>
-    <w:lsdException w:name="Subtle Emphasis" w:uiPriority="19" w:qFormat="1"/>
-    <w:lsdException w:name="Intense Emphasis" w:uiPriority="21" w:qFormat="1"/>
-    <w:lsdException w:name="Subtle Reference" w:uiPriority="31" w:qFormat="1"/>
-    <w:lsdException w:name="Intense Reference" w:uiPriority="32" w:qFormat="1"/>
-    <w:lsdException w:name="Book Title" w:uiPriority="33" w:qFormat="1"/>
-    <w:lsdException w:name="Bibliography" w:semiHidden="1" w:uiPriority="37" w:unhideWhenUsed="1"/>
-    <w:lsdException w:name="TOC Heading" w:semiHidden="1" w:uiPriority="39" w:unhideWhenUsed="1" w:qFormat="1"/>
-    <w:lsdException w:name="Plain Table 1" w:uiPriority="41"/>
-    <w:lsdException w:name="Plain Table 2" w:uiPriority="42"/>
-    <w:lsdException w:name="Plain Table 3" w:uiPriority="43"/>
-    <w:lsdException w:name="Plain Table 4" w:uiPriority="44"/>
-    <w:lsdException w:name="Plain Table 5" w:uiPriority="45"/>
-    <w:lsdException w:name="Grid Table Light" w:uiPriority="40"/>
-    <w:lsdException w:name="Grid Table 1 Light" w:uiPriority="46"/>
-    <w:lsdException w:name="Grid Table 2" w:uiPriority="47"/>
-    <w:lsdException w:name="Grid Table 3" w:uiPriority="48"/>
-    <w:lsdException w:name="Grid Table 4" w:uiPriority="49"/>
-    <w:lsdException w:name="Grid Table 5 Dark" w:uiPriority="50"/>
-    <w:lsdException w:name="Grid Table 6 Colorful" w:uiPriority="51"/>
-    <w:lsdException w:name="Grid Table 7 Colorful" w:uiPriority="52"/>
-    <w:lsdException w:name="Grid Table 1 Light Accent 1" w:uiPriority="46"/>
-    <w:lsdException w:name="Grid Table 2 Accent 1" w:uiPriority="47"/>
-    <w:lsdException w:name="Grid Table 3 Accent 1" w:uiPriority="48"/>
-    <w:lsdException w:name="Grid Table 4 Accent 1" w:uiPriority="49"/>
-    <w:lsdException w:name="Grid Table 5 Dark Accent 1" w:uiPriority="50"/>
-    <w:lsdException w:name="Grid Table 6 Colorful Accent 1" w:uiPriority="51"/>
-    <w:lsdException w:name="Grid Table 7 Colorful Accent 1" w:uiPriority="52"/>
-    <w:lsdException w:name="Grid Table 1 Light Accent 2" w:uiPriority="46"/>
-    <w:lsdException w:name="Grid Table 2 Accent 2" w:uiPriority="47"/>
-    <w:lsdException w:name="Grid Table 3 Accent 2" w:uiPriority="48"/>
-    <w:lsdException w:name="Grid Table 4 Accent 2" w:uiPriority="49"/>
-    <w:lsdException w:name="Grid Table 5 Dark Accent 2" w:uiPriority="50"/>
-    <w:lsdException w:name="Grid Table 6 Colorful Accent 2" w:uiPriority="51"/>
-    <w:lsdException w:name="Grid Table 7 Colorful Accent 2" w:uiPriority="52"/>
-    <w:lsdException w:name="Grid Table 1 Light Accent 3" w:uiPriority="46"/>
-    <w:lsdException w:name="Grid Table 2 Accent 3" w:uiPriority="47"/>
-    <w:lsdException w:name="Grid Table 3 Accent 3" w:uiPriority="48"/>
-    <w:lsdException w:name="Grid Table 4 Accent 3" w:uiPriority="49"/>
-    <w:lsdException w:name="Grid Table 5 Dark Accent 3" w:uiPriority="50"/>
-    <w:lsdException w:name="Grid Table 6 Colorful Accent 3" w:uiPriority="51"/>
-    <w:lsdException w:name="Grid Table 7 Colorful Accent 3" w:uiPriority="52"/>
-    <w:lsdException w:name="Grid Table 1 Light Accent 4" w:uiPriority="46"/>
-    <w:lsdException w:name="Grid Table 2 Accent 4" w:uiPriority="47"/>
-    <w:lsdException w:name="Grid Table 3 Accent 4" w:uiPriority="48"/>
-    <w:lsdException w:name="Grid Table 4 Accent 4" w:uiPriority="49"/>
-    <w:lsdException w:name="Grid Table 5 Dark Accent 4" w:uiPriority="50"/>
-    <w:lsdException w:name="Grid Table 6 Colorful Accent 4" w:uiPriority="51"/>
-    <w:lsdException w:name="Grid Table 7 Colorful Accent 4" w:uiPriority="52"/>
-    <w:lsdException w:name="Grid Table 1 Light Accent 5" w:uiPriority="46"/>
-    <w:lsdException w:name="Grid Table 2 Accent 5" w:uiPriority="47"/>
-    <w:lsdException w:name="Grid Table 3 Accent 5" w:uiPriority="48"/>
-    <w:lsdException w:name="Grid Table 4 Accent 5" w:uiPriority="49"/>
-    <w:lsdException w:name="Grid Table 5 Dark Accent 5" w:uiPriority="50"/>
-    <w:lsdException w:name="Grid Table 6 Colorful Accent 5" w:uiPriority="51"/>
-    <w:lsdException w:name="Grid Table 7 Colorful Accent 5" w:uiPriority="52"/>
-    <w:lsdException w:name="Grid Table 1 Light Accent 6" w:uiPriority="46"/>
-    <w:lsdException w:name="Grid Table 2 Accent 6" w:uiPriority="47"/>
-    <w:lsdException w:name="Grid Table 3 Accent 6" w:uiPriority="48"/>
-    <w:lsdException w:name="Grid Table 4 Accent 6" w:uiPriority="49"/>
-    <w:lsdException w:name="Grid Table 5 Dark Accent 6" w:uiPriority="50"/>
-    <w:lsdException w:name="Grid Table 6 Colorful Accent 6" w:uiPriority="51"/>
-    <w:lsdException w:name="Grid Table 7 Colorful Accent 6" w:uiPriority="52"/>
-    <w:lsdException w:name="List Table 1 Light" w:uiPriority="46"/>
-    <w:lsdException w:name="List Table 2" w:uiPriority="47"/>
-    <w:lsdException w:name="List Table 3" w:uiPriority="48"/>
-    <w:lsdException w:name="List Table 4" w:uiPriority="49"/>
-    <w:lsdException w:name="List Table 5 Dark" w:uiPriority="50"/>
-    <w:lsdException w:name="List Table 6 Colorful" w:uiPriority="51"/>
-    <w:lsdException w:name="List Table 7 Colorful" w:uiPriority="52"/>
-    <w:lsdException w:name="List Table 1 Light Accent 1" w:uiPriority="46"/>
-    <w:lsdException w:name="List Table 2 Accent 1" w:uiPriority="47"/>
-    <w:lsdException w:name="List Table 3 Accent 1" w:uiPriority="48"/>
-    <w:lsdException w:name="List Table 4 Accent 1" w:uiPriority="49"/>
-    <w:lsdException w:name="List Table 5 Dark Accent 1" w:uiPriority="50"/>
-    <w:lsdException w:name="List Table 6 Colorful Accent 1" w:uiPriority="51"/>
-    <w:lsdException w:name="List Table 7 Colorful Accent 1" w:uiPriority="52"/>
-    <w:lsdException w:name="List Table 1 Light Accent 2" w:uiPriority="46"/>
-    <w:lsdException w:name="List Table 2 Accent 2" w:uiPriority="47"/>
-    <w:lsdException w:name="List Table 3 Accent 2" w:uiPriority="48"/>
-    <w:lsdException w:name="List Table 4 Accent 2" w:uiPriority="49"/>
-    <w:lsdException w:name="List Table 5 Dark Accent 2" w:uiPriority="50"/>
-    <w:lsdException w:name="List Table 6 Colorful Accent 2" w:uiPriority="51"/>
-    <w:lsdException w:name="List Table 7 Colorful Accent 2" w:uiPriority="52"/>
-    <w:lsdException w:name="List Table 1 Light Accent 3" w:uiPriority="46"/>
-    <w:lsdException w:name="List Table 2 Accent 3" w:uiPriority="47"/>
-    <w:lsdException w:name="List Table 3 Accent 3" w:uiPriority="48"/>
-    <w:lsdException w:name="List Table 4 Accent 3" w:uiPriority="49"/>
-    <w:lsdException w:name="List Table 5 Dark Accent 3" w:uiPriority="50"/>
-    <w:lsdException w:name="List Table 6 Colorful Accent 3" w:uiPriority="51"/>
-    <w:lsdException w:name="List Table 7 Colorful Accent 3" w:uiPriority="52"/>
-    <w:lsdException w:name="List Table 1 Light Accent 4" w:uiPriority="46"/>
-    <w:lsdException w:name="List Table 2 Accent 4" w:uiPriority="47"/>
-    <w:lsdException w:name="List Table 3 Accent 4" w:uiPriority="48"/>
-    <w:lsdException w:name="List Table 4 Accent 4" w:uiPriority="49"/>
-    <w:lsdException w:name="List Table 5 Dark Accent 4" w:uiPriority="50"/>
-    <w:lsdException w:name="List Table 6 Colorful Accent 4" w:uiPriority="51"/>
-    <w:lsdException w:name="List Table 7 Colorful Accent 4" w:uiPriority="52"/>
-    <w:lsdException w:name="List Table 1 Light Accent 5" w:uiPriority="46"/>
-    <w:lsdException w:name="List Table 2 Accent 5" w:uiPriority="47"/>
-    <w:lsdException w:name="List Table 3 Accent 5" w:uiPriority="48"/>
-    <w:lsdException w:name="List Table 4 Accent 5" w:uiPriority="49"/>
-    <w:lsdException w:name="List Table 5 Dark Accent 5" w:uiPriority="50"/>
-    <w:lsdException w:name="List Table 6 Colorful Accent 5" w:uiPriority="51"/>
-    <w:lsdException w:name="List Table 7 Colorful Accent 5" w:uiPriority="52"/>
-    <w:lsdException w:name="List Table 1 Light Accent 6" w:uiPriority="46"/>
-    <w:lsdException w:name="List Table 2 Accent 6" w:uiPriority="47"/>
-    <w:lsdException w:name="List Table 3 Accent 6" w:uiPriority="48"/>
-    <w:lsdException w:name="List Table 4 Accent 6" w:uiPriority="49"/>
-    <w:lsdException w:name="List Table 5 Dark Accent 6" w:uiPriority="50"/>
-    <w:lsdException w:name="List Table 6 Colorful Accent 6" w:uiPriority="51"/>
-    <w:lsdException w:name="List Table 7 Colorful Accent 6" w:uiPriority="52"/>
+  <w:latentStyles w:defLockedState="0" w:defUIPriority="99" w:defSemiHidden="1" w:defUnhideWhenUsed="1" w:defQFormat="0" w:count="267">
+    <w:lsdException w:name="Normal" w:semiHidden="0" w:uiPriority="0" w:unhideWhenUsed="0" w:qFormat="1"/>
+    <w:lsdException w:name="heading 1" w:semiHidden="0" w:uiPriority="9" w:unhideWhenUsed="0" w:qFormat="1"/>
+    <w:lsdException w:name="heading 2" w:uiPriority="9" w:qFormat="1"/>
+    <w:lsdException w:name="heading 3" w:uiPriority="9" w:qFormat="1"/>
+    <w:lsdException w:name="heading 4" w:uiPriority="9" w:qFormat="1"/>
+    <w:lsdException w:name="heading 5" w:uiPriority="9" w:qFormat="1"/>
+    <w:lsdException w:name="heading 6" w:uiPriority="9" w:qFormat="1"/>
+    <w:lsdException w:name="heading 7" w:uiPriority="9" w:qFormat="1"/>
+    <w:lsdException w:name="heading 8" w:uiPriority="9" w:qFormat="1"/>
+    <w:lsdException w:name="heading 9" w:uiPriority="9" w:qFormat="1"/>
+    <w:lsdException w:name="toc 1" w:uiPriority="39"/>
+    <w:lsdException w:name="toc 2" w:uiPriority="39"/>
+    <w:lsdException w:name="toc 3" w:uiPriority="39"/>
+    <w:lsdException w:name="toc 4" w:uiPriority="39"/>
+    <w:lsdException w:name="toc 5" w:uiPriority="39"/>
+    <w:lsdException w:name="toc 6" w:uiPriority="39"/>
+    <w:lsdException w:name="toc 7" w:uiPriority="39"/>
+    <w:lsdException w:name="toc 8" w:uiPriority="39"/>
+    <w:lsdException w:name="toc 9" w:uiPriority="39"/>
+    <w:lsdException w:name="caption" w:uiPriority="35" w:qFormat="1"/>
+    <w:lsdException w:name="Title" w:semiHidden="0" w:uiPriority="10" w:unhideWhenUsed="0" w:qFormat="1"/>
+    <w:lsdException w:name="Default Paragraph Font" w:uiPriority="1"/>
+    <w:lsdException w:name="Subtitle" w:semiHidden="0" w:uiPriority="11" w:unhideWhenUsed="0" w:qFormat="1"/>
+    <w:lsdException w:name="Strong" w:semiHidden="0" w:uiPriority="22" w:unhideWhenUsed="0" w:qFormat="1"/>
+    <w:lsdException w:name="Emphasis" w:semiHidden="0" w:uiPriority="20" w:unhideWhenUsed="0" w:qFormat="1"/>
+    <w:lsdException w:name="Table Grid" w:semiHidden="0" w:uiPriority="59" w:unhideWhenUsed="0"/>
+    <w:lsdException w:name="Placeholder Text" w:unhideWhenUsed="0"/>
+    <w:lsdException w:name="No Spacing" w:semiHidden="0" w:uiPriority="1" w:unhideWhenUsed="0" w:qFormat="1"/>
+    <w:lsdException w:name="Light Shading" w:semiHidden="0" w:uiPriority="60" w:unhideWhenUsed="0"/>
+    <w:lsdException w:name="Light List" w:semiHidden="0" w:uiPriority="61" w:unhideWhenUsed="0"/>
+    <w:lsdException w:name="Light Grid" w:semiHidden="0" w:uiPriority="62" w:unhideWhenUsed="0"/>
+    <w:lsdException w:name="Medium Shading 1" w:semiHidden="0" w:uiPriority="63" w:unhideWhenUsed="0"/>
+    <w:lsdException w:name="Medium Shading 2" w:semiHidden="0" w:uiPriority="64" w:unhideWhenUsed="0"/>
+    <w:lsdException w:name="Medium List 1" w:semiHidden="0" w:uiPriority="65" w:unhideWhenUsed="0"/>
+    <w:lsdException w:name="Medium List 2" w:semiHidden="0" w:uiPriority="66" w:unhideWhenUsed="0"/>
+    <w:lsdException w:name="Medium Grid 1" w:semiHidden="0" w:uiPriority="67" w:unhideWhenUsed="0"/>
+    <w:lsdException w:name="Medium Grid 2" w:semiHidden="0" w:uiPriority="68" w:unhideWhenUsed="0"/>
+    <w:lsdException w:name="Medium Grid 3" w:semiHidden="0" w:uiPriority="69" w:unhideWhenUsed="0"/>
+    <w:lsdException w:name="Dark List" w:semiHidden="0" w:uiPriority="70" w:unhideWhenUsed="0"/>
+    <w:lsdException w:name="Colorful Shading" w:semiHidden="0" w:uiPriority="71" w:unhideWhenUsed="0"/>
+    <w:lsdException w:name="Colorful List" w:semiHidden="0" w:uiPriority="72" w:unhideWhenUsed="0"/>
+    <w:lsdException w:name="Colorful Grid" w:semiHidden="0" w:uiPriority="73" w:unhideWhenUsed="0"/>
+    <w:lsdException w:name="Light Shading Accent 1" w:semiHidden="0" w:uiPriority="60" w:unhideWhenUsed="0"/>
+    <w:lsdException w:name="Light List Accent 1" w:semiHidden="0" w:uiPriority="61" w:unhideWhenUsed="0"/>
+    <w:lsdException w:name="Light Grid Accent 1" w:semiHidden="0" w:uiPriority="62" w:unhideWhenUsed="0"/>
+    <w:lsdException w:name="Medium Shading 1 Accent 1" w:semiHidden="0" w:uiPriority="63" w:unhideWhenUsed="0"/>
+    <w:lsdException w:name="Medium Shading 2 Accent 1" w:semiHidden="0" w:uiPriority="64" w:unhideWhenUsed="0"/>
+    <w:lsdException w:name="Medium List 1 Accent 1" w:semiHidden="0" w:uiPriority="65" w:unhideWhenUsed="0"/>
+    <w:lsdException w:name="Revision" w:unhideWhenUsed="0"/>
+    <w:lsdException w:name="List Paragraph" w:semiHidden="0" w:uiPriority="34" w:unhideWhenUsed="0" w:qFormat="1"/>
+    <w:lsdException w:name="Quote" w:semiHidden="0" w:uiPriority="29" w:unhideWhenUsed="0" w:qFormat="1"/>
+    <w:lsdException w:name="Intense Quote" w:semiHidden="0" w:uiPriority="30" w:unhideWhenUsed="0" w:qFormat="1"/>
+    <w:lsdException w:name="Medium List 2 Accent 1" w:semiHidden="0" w:uiPriority="66" w:unhideWhenUsed="0"/>
+    <w:lsdException w:name="Medium Grid 1 Accent 1" w:semiHidden="0" w:uiPriority="67" w:unhideWhenUsed="0"/>
+    <w:lsdException w:name="Medium Grid 2 Accent 1" w:semiHidden="0" w:uiPriority="68" w:unhideWhenUsed="0"/>
+    <w:lsdException w:name="Medium Grid 3 Accent 1" w:semiHidden="0" w:uiPriority="69" w:unhideWhenUsed="0"/>
+    <w:lsdException w:name="Dark List Accent 1" w:semiHidden="0" w:uiPriority="70" w:unhideWhenUsed="0"/>
+    <w:lsdException w:name="Colorful Shading Accent 1" w:semiHidden="0" w:uiPriority="71" w:unhideWhenUsed="0"/>
+    <w:lsdException w:name="Colorful List Accent 1" w:semiHidden="0" w:uiPriority="72" w:unhideWhenUsed="0"/>
+    <w:lsdException w:name="Colorful Grid Accent 1" w:semiHidden="0" w:uiPriority="73" w:unhideWhenUsed="0"/>
+    <w:lsdException w:name="Light Shading Accent 2" w:semiHidden="0" w:uiPriority="60" w:unhideWhenUsed="0"/>
+    <w:lsdException w:name="Light List Accent 2" w:semiHidden="0" w:uiPriority="61" w:unhideWhenUsed="0"/>
+    <w:lsdException w:name="Light Grid Accent 2" w:semiHidden="0" w:uiPriority="62" w:unhideWhenUsed="0"/>
+    <w:lsdException w:name="Medium Shading 1 Accent 2" w:semiHidden="0" w:uiPriority="63" w:unhideWhenUsed="0"/>
+    <w:lsdException w:name="Medium Shading 2 Accent 2" w:semiHidden="0" w:uiPriority="64" w:unhideWhenUsed="0"/>
+    <w:lsdException w:name="Medium List 1 Accent 2" w:semiHidden="0" w:uiPriority="65" w:unhideWhenUsed="0"/>
+    <w:lsdException w:name="Medium List 2 Accent 2" w:semiHidden="0" w:uiPriority="66" w:unhideWhenUsed="0"/>
+    <w:lsdException w:name="Medium Grid 1 Accent 2" w:semiHidden="0" w:uiPriority="67" w:unhideWhenUsed="0"/>
+    <w:lsdException w:name="Medium Grid 2 Accent 2" w:semiHidden="0" w:uiPriority="68" w:unhideWhenUsed="0"/>
+    <w:lsdException w:name="Medium Grid 3 Accent 2" w:semiHidden="0" w:uiPriority="69" w:unhideWhenUsed="0"/>
+    <w:lsdException w:name="Dark List Accent 2" w:semiHidden="0" w:uiPriority="70" w:unhideWhenUsed="0"/>
+    <w:lsdException w:name="Colorful Shading Accent 2" w:semiHidden="0" w:uiPriority="71" w:unhideWhenUsed="0"/>
+    <w:lsdException w:name="Colorful List Accent 2" w:semiHidden="0" w:uiPriority="72" w:unhideWhenUsed="0"/>
+    <w:lsdException w:name="Colorful Grid Accent 2" w:semiHidden="0" w:uiPriority="73" w:unhideWhenUsed="0"/>
+    <w:lsdException w:name="Light Shading Accent 3" w:semiHidden="0" w:uiPriority="60" w:unhideWhenUsed="0"/>
+    <w:lsdException w:name="Light List Accent 3" w:semiHidden="0" w:uiPriority="61" w:unhideWhenUsed="0"/>
+    <w:lsdException w:name="Light Grid Accent 3" w:semiHidden="0" w:uiPriority="62" w:unhideWhenUsed="0"/>
+    <w:lsdException w:name="Medium Shading 1 Accent 3" w:semiHidden="0" w:uiPriority="63" w:unhideWhenUsed="0"/>
+    <w:lsdException w:name="Medium Shading 2 Accent 3" w:semiHidden="0" w:uiPriority="64" w:unhideWhenUsed="0"/>
+    <w:lsdException w:name="Medium List 1 Accent 3" w:semiHidden="0" w:uiPriority="65" w:unhideWhenUsed="0"/>
+    <w:lsdException w:name="Medium List 2 Accent 3" w:semiHidden="0" w:uiPriority="66" w:unhideWhenUsed="0"/>
+    <w:lsdException w:name="Medium Grid 1 Accent 3" w:semiHidden="0" w:uiPriority="67" w:unhideWhenUsed="0"/>
+    <w:lsdException w:name="Medium Grid 2 Accent 3" w:semiHidden="0" w:uiPriority="68" w:unhideWhenUsed="0"/>
+    <w:lsdException w:name="Medium Grid 3 Accent 3" w:semiHidden="0" w:uiPriority="69" w:unhideWhenUsed="0"/>
+    <w:lsdException w:name="Dark List Accent 3" w:semiHidden="0" w:uiPriority="70" w:unhideWhenUsed="0"/>
+    <w:lsdException w:name="Colorful Shading Accent 3" w:semiHidden="0" w:uiPriority="71" w:unhideWhenUsed="0"/>
+    <w:lsdException w:name="Colorful List Accent 3" w:semiHidden="0" w:uiPriority="72" w:unhideWhenUsed="0"/>
+    <w:lsdException w:name="Colorful Grid Accent 3" w:semiHidden="0" w:uiPriority="73" w:unhideWhenUsed="0"/>
+    <w:lsdException w:name="Light Shading Accent 4" w:semiHidden="0" w:uiPriority="60" w:unhideWhenUsed="0"/>
+    <w:lsdException w:name="Light List Accent 4" w:semiHidden="0" w:uiPriority="61" w:unhideWhenUsed="0"/>
+    <w:lsdException w:name="Light Grid Accent 4" w:semiHidden="0" w:uiPriority="62" w:unhideWhenUsed="0"/>
+    <w:lsdException w:name="Medium Shading 1 Accent 4" w:semiHidden="0" w:uiPriority="63" w:unhideWhenUsed="0"/>
+    <w:lsdException w:name="Medium Shading 2 Accent 4" w:semiHidden="0" w:uiPriority="64" w:unhideWhenUsed="0"/>
+    <w:lsdException w:name="Medium List 1 Accent 4" w:semiHidden="0" w:uiPriority="65" w:unhideWhenUsed="0"/>
+    <w:lsdException w:name="Medium List 2 Accent 4" w:semiHidden="0" w:uiPriority="66" w:unhideWhenUsed="0"/>
+    <w:lsdException w:name="Medium Grid 1 Accent 4" w:semiHidden="0" w:uiPriority="67" w:unhideWhenUsed="0"/>
+    <w:lsdException w:name="Medium Grid 2 Accent 4" w:semiHidden="0" w:uiPriority="68" w:unhideWhenUsed="0"/>
+    <w:lsdException w:name="Medium Grid 3 Accent 4" w:semiHidden="0" w:uiPriority="69" w:unhideWhenUsed="0"/>
+    <w:lsdException w:name="Dark List Accent 4" w:semiHidden="0" w:uiPriority="70" w:unhideWhenUsed="0"/>
+    <w:lsdException w:name="Colorful Shading Accent 4" w:semiHidden="0" w:uiPriority="71" w:unhideWhenUsed="0"/>
+    <w:lsdException w:name="Colorful List Accent 4" w:semiHidden="0" w:uiPriority="72" w:unhideWhenUsed="0"/>
+    <w:lsdException w:name="Colorful Grid Accent 4" w:semiHidden="0" w:uiPriority="73" w:unhideWhenUsed="0"/>
+    <w:lsdException w:name="Light Shading Accent 5" w:semiHidden="0" w:uiPriority="60" w:unhideWhenUsed="0"/>
+    <w:lsdException w:name="Light List Accent 5" w:semiHidden="0" w:uiPriority="61" w:unhideWhenUsed="0"/>
+    <w:lsdException w:name="Light Grid Accent 5" w:semiHidden="0" w:uiPriority="62" w:unhideWhenUsed="0"/>
+    <w:lsdException w:name="Medium Shading 1 Accent 5" w:semiHidden="0" w:uiPriority="63" w:unhideWhenUsed="0"/>
+    <w:lsdException w:name="Medium Shading 2 Accent 5" w:semiHidden="0" w:uiPriority="64" w:unhideWhenUsed="0"/>
+    <w:lsdException w:name="Medium List 1 Accent 5" w:semiHidden="0" w:uiPriority="65" w:unhideWhenUsed="0"/>
+    <w:lsdException w:name="Medium List 2 Accent 5" w:semiHidden="0" w:uiPriority="66" w:unhideWhenUsed="0"/>
+    <w:lsdException w:name="Medium Grid 1 Accent 5" w:semiHidden="0" w:uiPriority="67" w:unhideWhenUsed="0"/>
+    <w:lsdException w:name="Medium Grid 2 Accent 5" w:semiHidden="0" w:uiPriority="68" w:unhideWhenUsed="0"/>
+    <w:lsdException w:name="Medium Grid 3 Accent 5" w:semiHidden="0" w:uiPriority="69" w:unhideWhenUsed="0"/>
+    <w:lsdException w:name="Dark List Accent 5" w:semiHidden="0" w:uiPriority="70" w:unhideWhenUsed="0"/>
+    <w:lsdException w:name="Colorful Shading Accent 5" w:semiHidden="0" w:uiPriority="71" w:unhideWhenUsed="0"/>
+    <w:lsdException w:name="Colorful List Accent 5" w:semiHidden="0" w:uiPriority="72" w:unhideWhenUsed="0"/>
+    <w:lsdException w:name="Colorful Grid Accent 5" w:semiHidden="0" w:uiPriority="73" w:unhideWhenUsed="0"/>
+    <w:lsdException w:name="Light Shading Accent 6" w:semiHidden="0" w:uiPriority="60" w:unhideWhenUsed="0"/>
+    <w:lsdException w:name="Light List Accent 6" w:semiHidden="0" w:uiPriority="61" w:unhideWhenUsed="0"/>
+    <w:lsdException w:name="Light Grid Accent 6" w:semiHidden="0" w:uiPriority="62" w:unhideWhenUsed="0"/>
+    <w:lsdException w:name="Medium Shading 1 Accent 6" w:semiHidden="0" w:uiPriority="63" w:unhideWhenUsed="0"/>
+    <w:lsdException w:name="Medium Shading 2 Accent 6" w:semiHidden="0" w:uiPriority="64" w:unhideWhenUsed="0"/>
+    <w:lsdException w:name="Medium List 1 Accent 6" w:semiHidden="0" w:uiPriority="65" w:unhideWhenUsed="0"/>
+    <w:lsdException w:name="Medium List 2 Accent 6" w:semiHidden="0" w:uiPriority="66" w:unhideWhenUsed="0"/>
+    <w:lsdException w:name="Medium Grid 1 Accent 6" w:semiHidden="0" w:uiPriority="67" w:unhideWhenUsed="0"/>
+    <w:lsdException w:name="Medium Grid 2 Accent 6" w:semiHidden="0" w:uiPriority="68" w:unhideWhenUsed="0"/>
+    <w:lsdException w:name="Medium Grid 3 Accent 6" w:semiHidden="0" w:uiPriority="69" w:unhideWhenUsed="0"/>
+    <w:lsdException w:name="Dark List Accent 6" w:semiHidden="0" w:uiPriority="70" w:unhideWhenUsed="0"/>
+    <w:lsdException w:name="Colorful Shading Accent 6" w:semiHidden="0" w:uiPriority="71" w:unhideWhenUsed="0"/>
+    <w:lsdException w:name="Colorful List Accent 6" w:semiHidden="0" w:uiPriority="72" w:unhideWhenUsed="0"/>
+    <w:lsdException w:name="Colorful Grid Accent 6" w:semiHidden="0" w:uiPriority="73" w:unhideWhenUsed="0"/>
+    <w:lsdException w:name="Subtle Emphasis" w:semiHidden="0" w:uiPriority="19" w:unhideWhenUsed="0" w:qFormat="1"/>
+    <w:lsdException w:name="Intense Emphasis" w:semiHidden="0" w:uiPriority="21" w:unhideWhenUsed="0" w:qFormat="1"/>
+    <w:lsdException w:name="Subtle Reference" w:semiHidden="0" w:uiPriority="31" w:unhideWhenUsed="0" w:qFormat="1"/>
+    <w:lsdException w:name="Intense Reference" w:semiHidden="0" w:uiPriority="32" w:unhideWhenUsed="0" w:qFormat="1"/>
+    <w:lsdException w:name="Book Title" w:semiHidden="0" w:uiPriority="33" w:unhideWhenUsed="0" w:qFormat="1"/>
+    <w:lsdException w:name="Bibliography" w:uiPriority="37"/>
+    <w:lsdException w:name="TOC Heading" w:uiPriority="39" w:qFormat="1"/>
   </w:latentStyles>
   <w:style w:type="paragraph" w:default="1" w:styleId="Normal">
     <w:name w:val="Normal"/>
@@ -4497,6 +4260,7 @@
     <w:uiPriority w:val="99"/>
     <w:semiHidden/>
     <w:unhideWhenUsed/>
+    <w:qFormat/>
     <w:tblPr>
       <w:tblInd w:w="0" w:type="dxa"/>
       <w:tblCellMar>
@@ -4551,6 +4315,7 @@
     <w:uiPriority w:val="59"/>
     <w:rsid w:val="00DF274F"/>
     <w:tblPr>
+      <w:tblInd w:w="0" w:type="dxa"/>
       <w:tblBorders>
         <w:top w:val="single" w:sz="4" w:space="0" w:color="auto"/>
         <w:left w:val="single" w:sz="4" w:space="0" w:color="auto"/>
@@ -4559,6 +4324,12 @@
         <w:insideH w:val="single" w:sz="4" w:space="0" w:color="auto"/>
         <w:insideV w:val="single" w:sz="4" w:space="0" w:color="auto"/>
       </w:tblBorders>
+      <w:tblCellMar>
+        <w:top w:w="0" w:type="dxa"/>
+        <w:left w:w="108" w:type="dxa"/>
+        <w:bottom w:w="0" w:type="dxa"/>
+        <w:right w:w="108" w:type="dxa"/>
+      </w:tblCellMar>
     </w:tblPr>
   </w:style>
   <w:style w:type="character" w:customStyle="1" w:styleId="Titre2Car">
@@ -4939,7 +4710,7 @@
 </file>
 
 <file path=customXml/itemProps1.xml><?xml version="1.0" encoding="utf-8"?>
-<ds:datastoreItem xmlns:ds="http://schemas.openxmlformats.org/officeDocument/2006/customXml" ds:itemID="{AE982C7D-7FCD-4051-9A77-A370D860AD2C}">
+<ds:datastoreItem xmlns:ds="http://schemas.openxmlformats.org/officeDocument/2006/customXml" ds:itemID="{A8B29FAB-8E82-4EBD-89F3-1B413E02EA3F}">
   <ds:schemaRefs>
     <ds:schemaRef ds:uri="http://schemas.openxmlformats.org/officeDocument/2006/bibliography"/>
   </ds:schemaRefs>
